--- a/assets/dsh-caio-cv.docx
+++ b/assets/dsh-caio-cv.docx
@@ -395,7 +395,7 @@
           <w:sz w:val="18"/>
           <w:szCs w:val="18"/>
         </w:rPr>
-        <w:t xml:space="preserve">Authored both patent applications (self-filed) and the disclosure regime around them; ran the STFC Hartree Centre feasibility study; secured RTC North backing and a Start Up Loan; launching through the Alto (Zoopla Group) marketplace; three-time AI Forge pitch finalist.</w:t>
+        <w:t xml:space="preserve">Authored both patent applications (self-filed) and the disclosure regime around them; ran the STFC Hartree Centre feasibility study; secured an Innovate UK grant through RTC North; launching through the Alto (Zoopla Group) marketplace; three-time AI Forge pitch finalist.</w:t>
       </w:r>
     </w:p>
     <w:p>
